--- a/arb/docx/62.content.docx
+++ b/arb/docx/62.content.docx
@@ -9,6 +9,8 @@
       </w:pPr>
       <w:r>
         <w:rPr>
+          <w:rtl/>
+          <w:cs/>
           <w:lang w:val="ar_AE" w:bidi="ar_AE"/>
         </w:rPr>
       </w:r>
@@ -20,12 +22,16 @@
       </w:pPr>
       <w:r>
         <w:rPr>
+          <w:rtl/>
+          <w:cs/>
           <w:lang w:val="ar_AE" w:bidi="ar_AE"/>
         </w:rPr>
         <w:t>Resource: Biblica Study Notes</w:t>
       </w:r>
       <w:r>
         <w:rPr>
+          <w:rtl/>
+          <w:cs/>
           <w:lang w:val="ar_AE" w:bidi="ar_AE"/>
         </w:rPr>
       </w:r>
@@ -36,53 +42,71 @@
       </w:pPr>
       <w:r>
         <w:rPr>
+          <w:rtl/>
+          <w:cs/>
           <w:lang w:val="ar_AE" w:bidi="ar_AE"/>
         </w:rPr>
       </w:r>
       <w:r>
         <w:rPr>
           <w:b/>
+          <w:rtl/>
+          <w:cs/>
           <w:lang w:val="ar_AE" w:bidi="ar_AE"/>
         </w:rPr>
         <w:t>Biblica Study Notes (Book Intros)</w:t>
       </w:r>
       <w:r>
         <w:rPr>
+          <w:rtl/>
+          <w:cs/>
           <w:lang w:val="ar_AE" w:bidi="ar_AE"/>
         </w:rPr>
         <w:t xml:space="preserve"> © 2023 Biblica Inc. Released under CC BY-SA 4.0 license. </w:t>
       </w:r>
       <w:r>
         <w:rPr>
+          <w:rtl/>
+          <w:cs/>
           <w:lang w:val="ar_AE" w:bidi="ar_AE"/>
         </w:rPr>
         <w:t>Biblica Study Notes</w:t>
       </w:r>
       <w:r>
         <w:rPr>
+          <w:rtl/>
+          <w:cs/>
           <w:lang w:val="ar_AE" w:bidi="ar_AE"/>
         </w:rPr>
         <w:t xml:space="preserve"> has been adapted in the following languages: Tok Pisin, Arabic (عربي), French (Français), Hindi (हिंदी), Indonesian (Bahasa Indonesia), Portuguese (Português), Russian (Русский), Spanish (Español), Swahili (Kiswahili), and Simplified Chinese (简体中文)from </w:t>
       </w:r>
       <w:r>
         <w:rPr>
+          <w:rtl/>
+          <w:cs/>
           <w:lang w:val="ar_AE" w:bidi="ar_AE"/>
         </w:rPr>
         <w:t>Biblica Study Notes</w:t>
       </w:r>
       <w:r>
         <w:rPr>
+          <w:rtl/>
+          <w:cs/>
           <w:lang w:val="ar_AE" w:bidi="ar_AE"/>
         </w:rPr>
         <w:t xml:space="preserve"> © 2023 Biblica Inc. Released under CC BY-SA 4.0 license by Mission Mutual</w:t>
       </w:r>
       <w:r>
         <w:rPr>
-          <w:lang w:val="ar_AE" w:bidi="ar_AE"/>
-        </w:rPr>
-      </w:r>
-      <w:r>
-        <w:rPr>
+          <w:rtl/>
+          <w:cs/>
+          <w:lang w:val="ar_AE" w:bidi="ar_AE"/>
+        </w:rPr>
+      </w:r>
+      <w:r>
+        <w:rPr>
+          <w:rtl/>
+          <w:cs/>
           <w:lang w:val="ar_AE" w:bidi="ar_AE"/>
         </w:rPr>
       </w:r>
@@ -94,6 +118,8 @@
       </w:pPr>
       <w:r>
         <w:rPr>
+          <w:rtl/>
+          <w:cs/>
           <w:lang w:val="ar_AE" w:bidi="ar_AE"/>
         </w:rPr>
         <w:t>Biblica Study Notes</w:t>
@@ -123,6 +149,8 @@
       </w:pPr>
       <w:r>
         <w:rPr>
+          <w:rtl/>
+          <w:cs/>
           <w:lang w:val="ar_AE" w:bidi="ar_AE"/>
         </w:rPr>
       </w:r>
@@ -134,12 +162,16 @@
       </w:pPr>
       <w:r>
         <w:rPr>
+          <w:rtl/>
+          <w:cs/>
           <w:lang w:val="ar_AE" w:bidi="ar_AE"/>
         </w:rPr>
         <w:t>1JN</w:t>
       </w:r>
       <w:r>
         <w:rPr>
+          <w:rtl/>
+          <w:cs/>
           <w:lang w:val="ar_AE" w:bidi="ar_AE"/>
         </w:rPr>
       </w:r>
@@ -150,22 +182,30 @@
       </w:pPr>
       <w:r>
         <w:rPr>
-          <w:lang w:val="ar_AE" w:bidi="ar_AE"/>
-        </w:rPr>
-      </w:r>
-      <w:r>
-        <w:rPr>
+          <w:rtl/>
+          <w:cs/>
+          <w:lang w:val="ar_AE" w:bidi="ar_AE"/>
+        </w:rPr>
+      </w:r>
+      <w:r>
+        <w:rPr>
+          <w:rtl/>
+          <w:cs/>
           <w:lang w:val="ar_AE" w:bidi="ar_AE"/>
         </w:rPr>
         <w:t xml:space="preserve"> </w:t>
       </w:r>
       <w:r>
         <w:rPr>
-          <w:lang w:val="ar_AE" w:bidi="ar_AE"/>
-        </w:rPr>
-      </w:r>
-      <w:r>
-        <w:rPr>
+          <w:rtl/>
+          <w:cs/>
+          <w:lang w:val="ar_AE" w:bidi="ar_AE"/>
+        </w:rPr>
+      </w:r>
+      <w:r>
+        <w:rPr>
+          <w:rtl/>
+          <w:cs/>
           <w:lang w:val="ar_AE" w:bidi="ar_AE"/>
         </w:rPr>
       </w:r>
@@ -191,6 +231,8 @@
       </w:pPr>
       <w:r>
         <w:rPr>
+          <w:rtl/>
+          <w:cs/>
           <w:lang w:val="ar_AE" w:bidi="ar_AE"/>
         </w:rPr>
       </w:r>
@@ -202,12 +244,16 @@
       </w:pPr>
       <w:r>
         <w:rPr>
+          <w:rtl/>
+          <w:cs/>
           <w:lang w:val="ar_AE" w:bidi="ar_AE"/>
         </w:rPr>
         <w:t>يوحنا الأولى</w:t>
       </w:r>
       <w:r>
         <w:rPr>
+          <w:rtl/>
+          <w:cs/>
           <w:lang w:val="ar_AE" w:bidi="ar_AE"/>
         </w:rPr>
       </w:r>
@@ -218,12 +264,16 @@
       </w:pPr>
       <w:r>
         <w:rPr>
+          <w:rtl/>
+          <w:cs/>
           <w:lang w:val="ar_AE" w:bidi="ar_AE"/>
         </w:rPr>
       </w:r>
       <w:r>
         <w:rPr>
           <w:b/>
+          <w:rtl/>
+          <w:cs/>
           <w:lang w:val="ar_AE" w:bidi="ar_AE"/>
         </w:rPr>
         <w:t>ما هي رسالة يوحنا الأولى؟</w:t>
@@ -238,11 +288,15 @@
       </w:pPr>
       <w:r>
         <w:rPr>
-          <w:lang w:val="ar_AE" w:bidi="ar_AE"/>
-        </w:rPr>
-      </w:r>
-      <w:r>
-        <w:rPr>
+          <w:rtl/>
+          <w:cs/>
+          <w:lang w:val="ar_AE" w:bidi="ar_AE"/>
+        </w:rPr>
+      </w:r>
+      <w:r>
+        <w:rPr>
+          <w:rtl/>
+          <w:cs/>
           <w:lang w:val="ar_AE" w:bidi="ar_AE"/>
         </w:rPr>
         <w:t>رسالة يوحنا الأولى هي رسالة (خطاب). ولا تذكر الرسالة من كان الكاتب. لكن يُعتقد أن الرسول يوحنا هو من كتبها. ثم أن طريقة كتابة الرسالة تشبه كثيرًا إنجيل يوحنا.</w:t>
@@ -257,11 +311,15 @@
       </w:pPr>
       <w:r>
         <w:rPr>
-          <w:lang w:val="ar_AE" w:bidi="ar_AE"/>
-        </w:rPr>
-      </w:r>
-      <w:r>
-        <w:rPr>
+          <w:rtl/>
+          <w:cs/>
+          <w:lang w:val="ar_AE" w:bidi="ar_AE"/>
+        </w:rPr>
+      </w:r>
+      <w:r>
+        <w:rPr>
+          <w:rtl/>
+          <w:cs/>
           <w:lang w:val="ar_AE" w:bidi="ar_AE"/>
         </w:rPr>
         <w:t>يُعتقد أن يوحنا كتب هذه الرسالة بعد كتابة إنجيل يوحنا. ويُعتقد أنه كتبها بين السنوات 85 و90 ميلادية.</w:t>
@@ -276,11 +334,15 @@
       </w:pPr>
       <w:r>
         <w:rPr>
-          <w:lang w:val="ar_AE" w:bidi="ar_AE"/>
-        </w:rPr>
-      </w:r>
-      <w:r>
-        <w:rPr>
+          <w:rtl/>
+          <w:cs/>
+          <w:lang w:val="ar_AE" w:bidi="ar_AE"/>
+        </w:rPr>
+      </w:r>
+      <w:r>
+        <w:rPr>
+          <w:rtl/>
+          <w:cs/>
           <w:lang w:val="ar_AE" w:bidi="ar_AE"/>
         </w:rPr>
         <w:t>يتضمن العهد الجديد ثلاث رسائل يُعتقد أنها كُتبت بواسطة الرسول يوحنا. هذه هي الرسالة الأولى.</w:t>
@@ -292,12 +354,16 @@
       </w:pPr>
       <w:r>
         <w:rPr>
+          <w:rtl/>
+          <w:cs/>
           <w:lang w:val="ar_AE" w:bidi="ar_AE"/>
         </w:rPr>
       </w:r>
       <w:r>
         <w:rPr>
           <w:b/>
+          <w:rtl/>
+          <w:cs/>
           <w:lang w:val="ar_AE" w:bidi="ar_AE"/>
         </w:rPr>
         <w:t>لمن كُتبت رسالة يوحنا الأولى؟</w:t>
@@ -312,11 +378,15 @@
       </w:pPr>
       <w:r>
         <w:rPr>
-          <w:lang w:val="ar_AE" w:bidi="ar_AE"/>
-        </w:rPr>
-      </w:r>
-      <w:r>
-        <w:rPr>
+          <w:rtl/>
+          <w:cs/>
+          <w:lang w:val="ar_AE" w:bidi="ar_AE"/>
+        </w:rPr>
+      </w:r>
+      <w:r>
+        <w:rPr>
+          <w:rtl/>
+          <w:cs/>
           <w:lang w:val="ar_AE" w:bidi="ar_AE"/>
         </w:rPr>
         <w:t>لا يُعرف بالضبط لمن كُتبت رسالة يوحنا الأولى. لكن يُعتقد أن يوحنا أرسلها إلى المؤمنين في منطقة أفسس.</w:t>
@@ -331,11 +401,15 @@
       </w:pPr>
       <w:r>
         <w:rPr>
-          <w:lang w:val="ar_AE" w:bidi="ar_AE"/>
-        </w:rPr>
-      </w:r>
-      <w:r>
-        <w:rPr>
+          <w:rtl/>
+          <w:cs/>
+          <w:lang w:val="ar_AE" w:bidi="ar_AE"/>
+        </w:rPr>
+      </w:r>
+      <w:r>
+        <w:rPr>
+          <w:rtl/>
+          <w:cs/>
           <w:lang w:val="ar_AE" w:bidi="ar_AE"/>
         </w:rPr>
         <w:t>يدرك أتباع يسوع أن رسالة يوحنا الأولى تشارك الحق عن يسوع. لذلك فهي لجميع الناس في كل مكان.</w:t>
@@ -347,12 +421,16 @@
       </w:pPr>
       <w:r>
         <w:rPr>
+          <w:rtl/>
+          <w:cs/>
           <w:lang w:val="ar_AE" w:bidi="ar_AE"/>
         </w:rPr>
       </w:r>
       <w:r>
         <w:rPr>
           <w:b/>
+          <w:rtl/>
+          <w:cs/>
           <w:lang w:val="ar_AE" w:bidi="ar_AE"/>
         </w:rPr>
         <w:t>لماذا كُتبت رسالة يوحنا الأولى؟</w:t>
@@ -367,11 +445,15 @@
       </w:pPr>
       <w:r>
         <w:rPr>
-          <w:lang w:val="ar_AE" w:bidi="ar_AE"/>
-        </w:rPr>
-      </w:r>
-      <w:r>
-        <w:rPr>
+          <w:rtl/>
+          <w:cs/>
+          <w:lang w:val="ar_AE" w:bidi="ar_AE"/>
+        </w:rPr>
+      </w:r>
+      <w:r>
+        <w:rPr>
+          <w:rtl/>
+          <w:cs/>
           <w:lang w:val="ar_AE" w:bidi="ar_AE"/>
         </w:rPr>
         <w:t>لمقاومة المُعَلِّمين الذين عَلَّمُوا أن يسوع لم يكن إنسان كامل وابن الله معُا في نفس الوقت.</w:t>
@@ -386,11 +468,15 @@
       </w:pPr>
       <w:r>
         <w:rPr>
-          <w:lang w:val="ar_AE" w:bidi="ar_AE"/>
-        </w:rPr>
-      </w:r>
-      <w:r>
-        <w:rPr>
+          <w:rtl/>
+          <w:cs/>
+          <w:lang w:val="ar_AE" w:bidi="ar_AE"/>
+        </w:rPr>
+      </w:r>
+      <w:r>
+        <w:rPr>
+          <w:rtl/>
+          <w:cs/>
           <w:lang w:val="ar_AE" w:bidi="ar_AE"/>
         </w:rPr>
         <w:t>للتعليم عن الإيمان بيسوع.</w:t>
@@ -402,12 +488,16 @@
       </w:pPr>
       <w:r>
         <w:rPr>
+          <w:rtl/>
+          <w:cs/>
           <w:lang w:val="ar_AE" w:bidi="ar_AE"/>
         </w:rPr>
       </w:r>
       <w:r>
         <w:rPr>
           <w:b/>
+          <w:rtl/>
+          <w:cs/>
           <w:lang w:val="ar_AE" w:bidi="ar_AE"/>
         </w:rPr>
         <w:t>الأفكار الرئيسية</w:t>
@@ -422,11 +512,15 @@
       </w:pPr>
       <w:r>
         <w:rPr>
-          <w:lang w:val="ar_AE" w:bidi="ar_AE"/>
-        </w:rPr>
-      </w:r>
-      <w:r>
-        <w:rPr>
+          <w:rtl/>
+          <w:cs/>
+          <w:lang w:val="ar_AE" w:bidi="ar_AE"/>
+        </w:rPr>
+      </w:r>
+      <w:r>
+        <w:rPr>
+          <w:rtl/>
+          <w:cs/>
           <w:lang w:val="ar_AE" w:bidi="ar_AE"/>
         </w:rPr>
         <w:t>الله محبة.</w:t>
@@ -441,11 +535,15 @@
       </w:pPr>
       <w:r>
         <w:rPr>
-          <w:lang w:val="ar_AE" w:bidi="ar_AE"/>
-        </w:rPr>
-      </w:r>
-      <w:r>
-        <w:rPr>
+          <w:rtl/>
+          <w:cs/>
+          <w:lang w:val="ar_AE" w:bidi="ar_AE"/>
+        </w:rPr>
+      </w:r>
+      <w:r>
+        <w:rPr>
+          <w:rtl/>
+          <w:cs/>
           <w:lang w:val="ar_AE" w:bidi="ar_AE"/>
         </w:rPr>
         <w:t>أولئك الذين يعرفون الله ويُظهرون المحبة للآخرين هم أبناء الله.</w:t>
@@ -460,11 +558,15 @@
       </w:pPr>
       <w:r>
         <w:rPr>
-          <w:lang w:val="ar_AE" w:bidi="ar_AE"/>
-        </w:rPr>
-      </w:r>
-      <w:r>
-        <w:rPr>
+          <w:rtl/>
+          <w:cs/>
+          <w:lang w:val="ar_AE" w:bidi="ar_AE"/>
+        </w:rPr>
+      </w:r>
+      <w:r>
+        <w:rPr>
+          <w:rtl/>
+          <w:cs/>
           <w:lang w:val="ar_AE" w:bidi="ar_AE"/>
         </w:rPr>
         <w:t>يسوع إنسان كامل وإله كامل.</w:t>
@@ -479,11 +581,15 @@
       </w:pPr>
       <w:r>
         <w:rPr>
-          <w:lang w:val="ar_AE" w:bidi="ar_AE"/>
-        </w:rPr>
-      </w:r>
-      <w:r>
-        <w:rPr>
+          <w:rtl/>
+          <w:cs/>
+          <w:lang w:val="ar_AE" w:bidi="ar_AE"/>
+        </w:rPr>
+      </w:r>
+      <w:r>
+        <w:rPr>
+          <w:rtl/>
+          <w:cs/>
           <w:lang w:val="ar_AE" w:bidi="ar_AE"/>
         </w:rPr>
         <w:t>دفع يسوع ثمن خطايا الناس.</w:t>
@@ -495,12 +601,16 @@
       </w:pPr>
       <w:r>
         <w:rPr>
+          <w:rtl/>
+          <w:cs/>
           <w:lang w:val="ar_AE" w:bidi="ar_AE"/>
         </w:rPr>
       </w:r>
       <w:r>
         <w:rPr>
           <w:b/>
+          <w:rtl/>
+          <w:cs/>
           <w:lang w:val="ar_AE" w:bidi="ar_AE"/>
         </w:rPr>
         <w:t>مخطط السفر</w:t>
@@ -512,12 +622,16 @@
       </w:pPr>
       <w:r>
         <w:rPr>
+          <w:rtl/>
+          <w:cs/>
           <w:lang w:val="ar_AE" w:bidi="ar_AE"/>
         </w:rPr>
       </w:r>
       <w:r>
         <w:rPr>
           <w:b/>
+          <w:rtl/>
+          <w:cs/>
           <w:lang w:val="ar_AE" w:bidi="ar_AE"/>
         </w:rPr>
         <w:t>كلمة الحياة صار إنسانًا (1:1–4).</w:t>
@@ -529,12 +643,16 @@
       </w:pPr>
       <w:r>
         <w:rPr>
+          <w:rtl/>
+          <w:cs/>
           <w:lang w:val="ar_AE" w:bidi="ar_AE"/>
         </w:rPr>
       </w:r>
       <w:r>
         <w:rPr>
           <w:b/>
+          <w:rtl/>
+          <w:cs/>
           <w:lang w:val="ar_AE" w:bidi="ar_AE"/>
         </w:rPr>
         <w:t>النور والظلمة، المحبة والكراهية (1:5 – 2:28).</w:t>
@@ -546,12 +664,16 @@
       </w:pPr>
       <w:r>
         <w:rPr>
+          <w:rtl/>
+          <w:cs/>
           <w:lang w:val="ar_AE" w:bidi="ar_AE"/>
         </w:rPr>
       </w:r>
       <w:r>
         <w:rPr>
           <w:b/>
+          <w:rtl/>
+          <w:cs/>
           <w:lang w:val="ar_AE" w:bidi="ar_AE"/>
         </w:rPr>
         <w:t>أبناء الله وأبناء الشيطان (2:29 – 3:24).</w:t>
@@ -563,12 +685,16 @@
       </w:pPr>
       <w:r>
         <w:rPr>
+          <w:rtl/>
+          <w:cs/>
           <w:lang w:val="ar_AE" w:bidi="ar_AE"/>
         </w:rPr>
       </w:r>
       <w:r>
         <w:rPr>
           <w:b/>
+          <w:rtl/>
+          <w:cs/>
           <w:lang w:val="ar_AE" w:bidi="ar_AE"/>
         </w:rPr>
         <w:t>امتحان الأرواح (4:1–6).</w:t>
@@ -580,12 +706,16 @@
       </w:pPr>
       <w:r>
         <w:rPr>
+          <w:rtl/>
+          <w:cs/>
           <w:lang w:val="ar_AE" w:bidi="ar_AE"/>
         </w:rPr>
       </w:r>
       <w:r>
         <w:rPr>
           <w:b/>
+          <w:rtl/>
+          <w:cs/>
           <w:lang w:val="ar_AE" w:bidi="ar_AE"/>
         </w:rPr>
         <w:t xml:space="preserve">محبة الله قد </w:t>
@@ -593,12 +723,16 @@
       <w:r>
         <w:rPr>
           <w:b/>
+          <w:rtl/>
+          <w:cs/>
           <w:lang w:val="ar_AE" w:bidi="ar_AE"/>
         </w:rPr>
         <w:t>تَكَمَّلَتْ</w:t>
       </w:r>
       <w:r>
         <w:rPr>
+          <w:rtl/>
+          <w:cs/>
           <w:lang w:val="ar_AE" w:bidi="ar_AE"/>
         </w:rPr>
         <w:t xml:space="preserve"> </w:t>
@@ -606,6 +740,8 @@
       <w:r>
         <w:rPr>
           <w:b/>
+          <w:rtl/>
+          <w:cs/>
           <w:lang w:val="ar_AE" w:bidi="ar_AE"/>
         </w:rPr>
         <w:t>(4:7–21).</w:t>
@@ -617,23 +753,31 @@
       </w:pPr>
       <w:r>
         <w:rPr>
+          <w:rtl/>
+          <w:cs/>
           <w:lang w:val="ar_AE" w:bidi="ar_AE"/>
         </w:rPr>
       </w:r>
       <w:r>
         <w:rPr>
           <w:b/>
+          <w:rtl/>
+          <w:cs/>
           <w:lang w:val="ar_AE" w:bidi="ar_AE"/>
         </w:rPr>
         <w:t>يسوع هو الإله الحقيقي ومانح الحياة الأبدية (5).</w:t>
       </w:r>
       <w:r>
         <w:rPr>
-          <w:lang w:val="ar_AE" w:bidi="ar_AE"/>
-        </w:rPr>
-      </w:r>
-      <w:r>
-        <w:rPr>
+          <w:rtl/>
+          <w:cs/>
+          <w:lang w:val="ar_AE" w:bidi="ar_AE"/>
+        </w:rPr>
+      </w:r>
+      <w:r>
+        <w:rPr>
+          <w:rtl/>
+          <w:cs/>
           <w:lang w:val="ar_AE" w:bidi="ar_AE"/>
         </w:rPr>
       </w:r>
